--- a/dokumentacja.docx
+++ b/dokumentacja.docx
@@ -2211,6 +2211,7 @@
       <w:r>
         <w:rPr>
           <w:rFonts w:cstheme="minorHAnsi"/>
+          <w:noProof/>
           <w:sz w:val="28"/>
           <w:szCs w:val="28"/>
         </w:rPr>
@@ -2980,6 +2981,7 @@
       </w:pPr>
       <w:r>
         <w:rPr>
+          <w:noProof/>
           <w:sz w:val="28"/>
           <w:szCs w:val="28"/>
         </w:rPr>
@@ -3479,6 +3481,9 @@
         <w:keepNext/>
       </w:pPr>
       <w:r>
+        <w:rPr>
+          <w:noProof/>
+        </w:rPr>
         <w:drawing>
           <wp:inline distT="0" distB="0" distL="0" distR="0" wp14:anchorId="57E80644" wp14:editId="35A8897E">
             <wp:extent cx="5991077" cy="313026"/>
@@ -4006,6 +4011,9 @@
         <w:keepNext/>
       </w:pPr>
       <w:r>
+        <w:rPr>
+          <w:noProof/>
+        </w:rPr>
         <w:drawing>
           <wp:inline distT="0" distB="0" distL="0" distR="0" wp14:anchorId="0E6F6D37" wp14:editId="5C4D65B1">
             <wp:extent cx="5760720" cy="252095"/>
@@ -4336,6 +4344,9 @@
         <w:jc w:val="center"/>
       </w:pPr>
       <w:r>
+        <w:rPr>
+          <w:noProof/>
+        </w:rPr>
         <w:drawing>
           <wp:inline distT="0" distB="0" distL="0" distR="0" wp14:anchorId="5DE26EB7" wp14:editId="6913F0D4">
             <wp:extent cx="800212" cy="514422"/>
@@ -4749,6 +4760,7 @@
       </w:pPr>
       <w:r>
         <w:rPr>
+          <w:noProof/>
           <w:sz w:val="28"/>
           <w:szCs w:val="28"/>
         </w:rPr>
@@ -4850,6 +4862,7 @@
       </w:pPr>
       <w:r>
         <w:rPr>
+          <w:noProof/>
           <w:sz w:val="28"/>
           <w:szCs w:val="28"/>
         </w:rPr>
@@ -4951,6 +4964,7 @@
       </w:pPr>
       <w:r>
         <w:rPr>
+          <w:noProof/>
           <w:sz w:val="28"/>
           <w:szCs w:val="28"/>
         </w:rPr>
@@ -5117,13 +5131,16 @@
           <w:szCs w:val="28"/>
         </w:rPr>
       </w:pPr>
-      <w:r>
-        <w:rPr>
-          <w:sz w:val="28"/>
-          <w:szCs w:val="28"/>
-        </w:rPr>
-        <w:t>Composer</w:t>
-      </w:r>
+      <w:hyperlink r:id="rId30" w:history="1">
+        <w:r>
+          <w:rPr>
+            <w:rStyle w:val="Hipercze"/>
+            <w:sz w:val="28"/>
+            <w:szCs w:val="28"/>
+          </w:rPr>
+          <w:t>Composer</w:t>
+        </w:r>
+      </w:hyperlink>
     </w:p>
     <w:p>
       <w:pPr>
@@ -5168,7 +5185,103 @@
           <w:sz w:val="28"/>
           <w:szCs w:val="28"/>
         </w:rPr>
-        <w:t xml:space="preserve">. </w:t>
+        <w:t>.</w:t>
+      </w:r>
+      <w:r>
+        <w:rPr>
+          <w:sz w:val="28"/>
+          <w:szCs w:val="28"/>
+        </w:rPr>
+        <w:t xml:space="preserve"> Po zainstalowaniu należy dodać zmienną środowiskową </w:t>
+      </w:r>
+    </w:p>
+    <w:p>
+      <w:pPr>
+        <w:jc w:val="both"/>
+        <w:rPr>
+          <w:sz w:val="28"/>
+          <w:szCs w:val="28"/>
+        </w:rPr>
+      </w:pPr>
+      <w:r>
+        <w:rPr>
+          <w:sz w:val="28"/>
+          <w:szCs w:val="28"/>
+        </w:rPr>
+        <w:drawing>
+          <wp:inline distT="0" distB="0" distL="0" distR="0" wp14:anchorId="37080BBC" wp14:editId="4AB6FD0B">
+            <wp:extent cx="3686689" cy="219106"/>
+            <wp:effectExtent l="0" t="0" r="0" b="9525"/>
+            <wp:docPr id="1532178710" name="Obraz 1"/>
+            <wp:cNvGraphicFramePr>
+              <a:graphicFrameLocks xmlns:a="http://schemas.openxmlformats.org/drawingml/2006/main" noChangeAspect="1"/>
+            </wp:cNvGraphicFramePr>
+            <a:graphic xmlns:a="http://schemas.openxmlformats.org/drawingml/2006/main">
+              <a:graphicData uri="http://schemas.openxmlformats.org/drawingml/2006/picture">
+                <pic:pic xmlns:pic="http://schemas.openxmlformats.org/drawingml/2006/picture">
+                  <pic:nvPicPr>
+                    <pic:cNvPr id="1532178710" name=""/>
+                    <pic:cNvPicPr/>
+                  </pic:nvPicPr>
+                  <pic:blipFill>
+                    <a:blip r:embed="rId31"/>
+                    <a:stretch>
+                      <a:fillRect/>
+                    </a:stretch>
+                  </pic:blipFill>
+                  <pic:spPr>
+                    <a:xfrm>
+                      <a:off x="0" y="0"/>
+                      <a:ext cx="3686689" cy="219106"/>
+                    </a:xfrm>
+                    <a:prstGeom prst="rect">
+                      <a:avLst/>
+                    </a:prstGeom>
+                  </pic:spPr>
+                </pic:pic>
+              </a:graphicData>
+            </a:graphic>
+          </wp:inline>
+        </w:drawing>
+      </w:r>
+      <w:r>
+        <w:rPr>
+          <w:sz w:val="28"/>
+          <w:szCs w:val="28"/>
+        </w:rPr>
+        <w:t xml:space="preserve"> </w:t>
+      </w:r>
+    </w:p>
+    <w:p>
+      <w:pPr>
+        <w:jc w:val="both"/>
+        <w:rPr>
+          <w:sz w:val="28"/>
+          <w:szCs w:val="28"/>
+        </w:rPr>
+      </w:pPr>
+      <w:r>
+        <w:rPr>
+          <w:sz w:val="28"/>
+          <w:szCs w:val="28"/>
+        </w:rPr>
+        <w:t xml:space="preserve">Podobnie zainstalować </w:t>
+      </w:r>
+      <w:proofErr w:type="spellStart"/>
+      <w:r>
+        <w:rPr>
+          <w:sz w:val="28"/>
+          <w:szCs w:val="28"/>
+        </w:rPr>
+        <w:t>composer</w:t>
+      </w:r>
+      <w:proofErr w:type="spellEnd"/>
+      <w:r>
+        <w:rPr>
+          <w:sz w:val="28"/>
+          <w:szCs w:val="28"/>
+        </w:rPr>
+        <w:t>.</w:t>
       </w:r>
     </w:p>
     <w:p>
@@ -5415,7 +5528,7 @@
           <w:szCs w:val="28"/>
           <w:lang w:eastAsia="pl-PL"/>
         </w:rPr>
-        <w:t xml:space="preserve"> </w:t>
+        <w:t xml:space="preserve"> -r "</w:t>
       </w:r>
       <w:proofErr w:type="spellStart"/>
       <w:r>
@@ -5428,7 +5541,7 @@
           <w:szCs w:val="28"/>
           <w:lang w:eastAsia="pl-PL"/>
         </w:rPr>
-        <w:t>artisan</w:t>
+        <w:t>copy</w:t>
       </w:r>
       <w:proofErr w:type="spellEnd"/>
       <w:r>
@@ -5441,7 +5554,7 @@
           <w:szCs w:val="28"/>
           <w:lang w:eastAsia="pl-PL"/>
         </w:rPr>
-        <w:t xml:space="preserve"> </w:t>
+        <w:t>('.</w:t>
       </w:r>
       <w:proofErr w:type="spellStart"/>
       <w:r>
@@ -5454,7 +5567,7 @@
           <w:szCs w:val="28"/>
           <w:lang w:eastAsia="pl-PL"/>
         </w:rPr>
-        <w:t>migrate:fresh</w:t>
+        <w:t>env.example</w:t>
       </w:r>
       <w:proofErr w:type="spellEnd"/>
       <w:r>
@@ -5467,7 +5580,7 @@
           <w:szCs w:val="28"/>
           <w:lang w:eastAsia="pl-PL"/>
         </w:rPr>
-        <w:t xml:space="preserve"> --</w:t>
+        <w:t>', '.</w:t>
       </w:r>
       <w:proofErr w:type="spellStart"/>
       <w:r>
@@ -5480,14 +5593,10 @@
           <w:szCs w:val="28"/>
           <w:lang w:eastAsia="pl-PL"/>
         </w:rPr>
-        <w:t>seed</w:t>
-      </w:r>
-      <w:proofErr w:type="spellEnd"/>
-    </w:p>
-    <w:p>
-      <w:pPr>
-        <w:shd w:val="clear" w:color="auto" w:fill="FFFFFF"/>
-        <w:spacing w:after="0" w:line="330" w:lineRule="atLeast"/>
+        <w:t>env</w:t>
+      </w:r>
+      <w:proofErr w:type="spellEnd"/>
+      <w:r>
         <w:rPr>
           <w:rFonts w:eastAsia="Times New Roman" w:cstheme="minorHAnsi"/>
           <w:i/>
@@ -5497,9 +5606,13 @@
           <w:szCs w:val="28"/>
           <w:lang w:eastAsia="pl-PL"/>
         </w:rPr>
-      </w:pPr>
-      <w:proofErr w:type="spellStart"/>
-      <w:r>
+        <w:t>');"</w:t>
+      </w:r>
+    </w:p>
+    <w:p>
+      <w:pPr>
+        <w:shd w:val="clear" w:color="auto" w:fill="FFFFFF"/>
+        <w:spacing w:after="0" w:line="330" w:lineRule="atLeast"/>
         <w:rPr>
           <w:rFonts w:eastAsia="Times New Roman" w:cstheme="minorHAnsi"/>
           <w:i/>
@@ -5509,9 +5622,8 @@
           <w:szCs w:val="28"/>
           <w:lang w:eastAsia="pl-PL"/>
         </w:rPr>
-        <w:t>php</w:t>
-      </w:r>
-      <w:proofErr w:type="spellEnd"/>
+      </w:pPr>
+      <w:proofErr w:type="spellStart"/>
       <w:r>
         <w:rPr>
           <w:rFonts w:eastAsia="Times New Roman" w:cstheme="minorHAnsi"/>
@@ -5522,9 +5634,9 @@
           <w:szCs w:val="28"/>
           <w:lang w:eastAsia="pl-PL"/>
         </w:rPr>
-        <w:t xml:space="preserve"> </w:t>
-      </w:r>
-      <w:proofErr w:type="spellStart"/>
+        <w:t>php</w:t>
+      </w:r>
+      <w:proofErr w:type="spellEnd"/>
       <w:r>
         <w:rPr>
           <w:rFonts w:eastAsia="Times New Roman" w:cstheme="minorHAnsi"/>
@@ -5535,9 +5647,9 @@
           <w:szCs w:val="28"/>
           <w:lang w:eastAsia="pl-PL"/>
         </w:rPr>
-        <w:t>artisan</w:t>
-      </w:r>
-      <w:proofErr w:type="spellEnd"/>
+        <w:t xml:space="preserve"> </w:t>
+      </w:r>
+      <w:proofErr w:type="spellStart"/>
       <w:r>
         <w:rPr>
           <w:rFonts w:eastAsia="Times New Roman" w:cstheme="minorHAnsi"/>
@@ -5548,9 +5660,9 @@
           <w:szCs w:val="28"/>
           <w:lang w:eastAsia="pl-PL"/>
         </w:rPr>
-        <w:t xml:space="preserve"> </w:t>
-      </w:r>
-      <w:proofErr w:type="spellStart"/>
+        <w:t>artisan</w:t>
+      </w:r>
+      <w:proofErr w:type="spellEnd"/>
       <w:r>
         <w:rPr>
           <w:rFonts w:eastAsia="Times New Roman" w:cstheme="minorHAnsi"/>
@@ -5561,14 +5673,10 @@
           <w:szCs w:val="28"/>
           <w:lang w:eastAsia="pl-PL"/>
         </w:rPr>
-        <w:t>key:generate</w:t>
-      </w:r>
-      <w:proofErr w:type="spellEnd"/>
-    </w:p>
-    <w:p>
-      <w:pPr>
-        <w:shd w:val="clear" w:color="auto" w:fill="FFFFFF"/>
-        <w:spacing w:after="0" w:line="330" w:lineRule="atLeast"/>
+        <w:t xml:space="preserve"> </w:t>
+      </w:r>
+      <w:proofErr w:type="spellStart"/>
+      <w:r>
         <w:rPr>
           <w:rFonts w:eastAsia="Times New Roman" w:cstheme="minorHAnsi"/>
           <w:i/>
@@ -5578,9 +5686,14 @@
           <w:szCs w:val="28"/>
           <w:lang w:eastAsia="pl-PL"/>
         </w:rPr>
-      </w:pPr>
-      <w:proofErr w:type="spellStart"/>
-      <w:r>
+        <w:t>storage:link</w:t>
+      </w:r>
+      <w:proofErr w:type="spellEnd"/>
+    </w:p>
+    <w:p>
+      <w:pPr>
+        <w:shd w:val="clear" w:color="auto" w:fill="FFFFFF"/>
+        <w:spacing w:after="0" w:line="330" w:lineRule="atLeast"/>
         <w:rPr>
           <w:rFonts w:eastAsia="Times New Roman" w:cstheme="minorHAnsi"/>
           <w:i/>
@@ -5590,9 +5703,8 @@
           <w:szCs w:val="28"/>
           <w:lang w:eastAsia="pl-PL"/>
         </w:rPr>
-        <w:t>php</w:t>
-      </w:r>
-      <w:proofErr w:type="spellEnd"/>
+      </w:pPr>
+      <w:proofErr w:type="spellStart"/>
       <w:r>
         <w:rPr>
           <w:rFonts w:eastAsia="Times New Roman" w:cstheme="minorHAnsi"/>
@@ -5603,9 +5715,9 @@
           <w:szCs w:val="28"/>
           <w:lang w:eastAsia="pl-PL"/>
         </w:rPr>
-        <w:t xml:space="preserve"> </w:t>
-      </w:r>
-      <w:proofErr w:type="spellStart"/>
+        <w:t>php</w:t>
+      </w:r>
+      <w:proofErr w:type="spellEnd"/>
       <w:r>
         <w:rPr>
           <w:rFonts w:eastAsia="Times New Roman" w:cstheme="minorHAnsi"/>
@@ -5616,9 +5728,9 @@
           <w:szCs w:val="28"/>
           <w:lang w:eastAsia="pl-PL"/>
         </w:rPr>
-        <w:t>artisan</w:t>
-      </w:r>
-      <w:proofErr w:type="spellEnd"/>
+        <w:t xml:space="preserve"> </w:t>
+      </w:r>
+      <w:proofErr w:type="spellStart"/>
       <w:r>
         <w:rPr>
           <w:rFonts w:eastAsia="Times New Roman" w:cstheme="minorHAnsi"/>
@@ -5629,9 +5741,9 @@
           <w:szCs w:val="28"/>
           <w:lang w:eastAsia="pl-PL"/>
         </w:rPr>
-        <w:t xml:space="preserve"> </w:t>
-      </w:r>
-      <w:proofErr w:type="spellStart"/>
+        <w:t>artisan</w:t>
+      </w:r>
+      <w:proofErr w:type="spellEnd"/>
       <w:r>
         <w:rPr>
           <w:rFonts w:eastAsia="Times New Roman" w:cstheme="minorHAnsi"/>
@@ -5642,84 +5754,8 @@
           <w:szCs w:val="28"/>
           <w:lang w:eastAsia="pl-PL"/>
         </w:rPr>
-        <w:t>storage:link</w:t>
-      </w:r>
-      <w:proofErr w:type="spellEnd"/>
-    </w:p>
-    <w:p>
-      <w:pPr>
-        <w:shd w:val="clear" w:color="auto" w:fill="FFFFFF"/>
-        <w:spacing w:after="0" w:line="330" w:lineRule="atLeast"/>
-        <w:rPr>
-          <w:rFonts w:eastAsia="Times New Roman" w:cstheme="minorHAnsi"/>
-          <w:color w:val="000000"/>
-          <w:sz w:val="28"/>
-          <w:szCs w:val="28"/>
-          <w:lang w:eastAsia="pl-PL"/>
-        </w:rPr>
-      </w:pPr>
-    </w:p>
-    <w:p>
-      <w:pPr>
-        <w:shd w:val="clear" w:color="auto" w:fill="FFFFFF"/>
-        <w:spacing w:after="0" w:line="330" w:lineRule="atLeast"/>
-        <w:jc w:val="both"/>
-        <w:rPr>
-          <w:rFonts w:eastAsia="Times New Roman" w:cstheme="minorHAnsi"/>
-          <w:color w:val="000000"/>
-          <w:sz w:val="28"/>
-          <w:szCs w:val="28"/>
-          <w:lang w:eastAsia="pl-PL"/>
-        </w:rPr>
-      </w:pPr>
-      <w:r>
-        <w:rPr>
-          <w:rFonts w:eastAsia="Times New Roman" w:cstheme="minorHAnsi"/>
-          <w:color w:val="000000"/>
-          <w:sz w:val="28"/>
-          <w:szCs w:val="28"/>
-          <w:lang w:eastAsia="pl-PL"/>
-        </w:rPr>
-        <w:t>Teraz baza danych jest gotowa do korzystania z aplikacji.</w:t>
-      </w:r>
-    </w:p>
-    <w:p>
-      <w:pPr>
-        <w:shd w:val="clear" w:color="auto" w:fill="FFFFFF"/>
-        <w:spacing w:after="0" w:line="330" w:lineRule="atLeast"/>
-        <w:jc w:val="both"/>
-        <w:rPr>
-          <w:rFonts w:eastAsia="Times New Roman" w:cstheme="minorHAnsi"/>
-          <w:color w:val="000000"/>
-          <w:sz w:val="28"/>
-          <w:szCs w:val="28"/>
-          <w:lang w:eastAsia="pl-PL"/>
-        </w:rPr>
-      </w:pPr>
-      <w:r>
-        <w:rPr>
-          <w:rFonts w:eastAsia="Times New Roman" w:cstheme="minorHAnsi"/>
-          <w:color w:val="000000"/>
-          <w:sz w:val="28"/>
-          <w:szCs w:val="28"/>
-          <w:lang w:eastAsia="pl-PL"/>
-        </w:rPr>
-        <w:t xml:space="preserve">Należy jeszcze tylko uruchomić serwer komendą </w:t>
-      </w:r>
-    </w:p>
-    <w:p>
-      <w:pPr>
-        <w:shd w:val="clear" w:color="auto" w:fill="FFFFFF"/>
-        <w:spacing w:after="0" w:line="330" w:lineRule="atLeast"/>
-        <w:jc w:val="both"/>
-        <w:rPr>
-          <w:rFonts w:eastAsia="Times New Roman" w:cstheme="minorHAnsi"/>
-          <w:color w:val="000000"/>
-          <w:sz w:val="28"/>
-          <w:szCs w:val="28"/>
-          <w:lang w:eastAsia="pl-PL"/>
-        </w:rPr>
-      </w:pPr>
+        <w:t xml:space="preserve"> </w:t>
+      </w:r>
       <w:proofErr w:type="spellStart"/>
       <w:r>
         <w:rPr>
@@ -5731,7 +5767,7 @@
           <w:szCs w:val="28"/>
           <w:lang w:eastAsia="pl-PL"/>
         </w:rPr>
-        <w:t>php</w:t>
+        <w:t>migrate:fresh</w:t>
       </w:r>
       <w:proofErr w:type="spellEnd"/>
       <w:r>
@@ -5744,7 +5780,7 @@
           <w:szCs w:val="28"/>
           <w:lang w:eastAsia="pl-PL"/>
         </w:rPr>
-        <w:t xml:space="preserve"> </w:t>
+        <w:t xml:space="preserve"> --</w:t>
       </w:r>
       <w:proofErr w:type="spellStart"/>
       <w:r>
@@ -5757,10 +5793,14 @@
           <w:szCs w:val="28"/>
           <w:lang w:eastAsia="pl-PL"/>
         </w:rPr>
-        <w:t>artisan</w:t>
-      </w:r>
-      <w:proofErr w:type="spellEnd"/>
-      <w:r>
+        <w:t>seed</w:t>
+      </w:r>
+      <w:proofErr w:type="spellEnd"/>
+    </w:p>
+    <w:p>
+      <w:pPr>
+        <w:shd w:val="clear" w:color="auto" w:fill="FFFFFF"/>
+        <w:spacing w:after="0" w:line="330" w:lineRule="atLeast"/>
         <w:rPr>
           <w:rFonts w:eastAsia="Times New Roman" w:cstheme="minorHAnsi"/>
           <w:i/>
@@ -5770,8 +5810,7 @@
           <w:szCs w:val="28"/>
           <w:lang w:eastAsia="pl-PL"/>
         </w:rPr>
-        <w:t xml:space="preserve"> </w:t>
-      </w:r>
+      </w:pPr>
       <w:proofErr w:type="spellStart"/>
       <w:r>
         <w:rPr>
@@ -5783,7 +5822,7 @@
           <w:szCs w:val="28"/>
           <w:lang w:eastAsia="pl-PL"/>
         </w:rPr>
-        <w:t>serve</w:t>
+        <w:t>php</w:t>
       </w:r>
       <w:proofErr w:type="spellEnd"/>
       <w:r>
@@ -5798,6 +5837,59 @@
         </w:rPr>
         <w:t xml:space="preserve"> </w:t>
       </w:r>
+      <w:proofErr w:type="spellStart"/>
+      <w:r>
+        <w:rPr>
+          <w:rFonts w:eastAsia="Times New Roman" w:cstheme="minorHAnsi"/>
+          <w:i/>
+          <w:iCs/>
+          <w:color w:val="000000"/>
+          <w:sz w:val="28"/>
+          <w:szCs w:val="28"/>
+          <w:lang w:eastAsia="pl-PL"/>
+        </w:rPr>
+        <w:t>artisan</w:t>
+      </w:r>
+      <w:proofErr w:type="spellEnd"/>
+      <w:r>
+        <w:rPr>
+          <w:rFonts w:eastAsia="Times New Roman" w:cstheme="minorHAnsi"/>
+          <w:i/>
+          <w:iCs/>
+          <w:color w:val="000000"/>
+          <w:sz w:val="28"/>
+          <w:szCs w:val="28"/>
+          <w:lang w:eastAsia="pl-PL"/>
+        </w:rPr>
+        <w:t xml:space="preserve"> </w:t>
+      </w:r>
+      <w:proofErr w:type="spellStart"/>
+      <w:r>
+        <w:rPr>
+          <w:rFonts w:eastAsia="Times New Roman" w:cstheme="minorHAnsi"/>
+          <w:i/>
+          <w:iCs/>
+          <w:color w:val="000000"/>
+          <w:sz w:val="28"/>
+          <w:szCs w:val="28"/>
+          <w:lang w:eastAsia="pl-PL"/>
+        </w:rPr>
+        <w:t>key:generate</w:t>
+      </w:r>
+      <w:proofErr w:type="spellEnd"/>
+    </w:p>
+    <w:p>
+      <w:pPr>
+        <w:shd w:val="clear" w:color="auto" w:fill="FFFFFF"/>
+        <w:spacing w:after="0" w:line="330" w:lineRule="atLeast"/>
+        <w:rPr>
+          <w:rFonts w:eastAsia="Times New Roman" w:cstheme="minorHAnsi"/>
+          <w:color w:val="000000"/>
+          <w:sz w:val="28"/>
+          <w:szCs w:val="28"/>
+          <w:lang w:eastAsia="pl-PL"/>
+        </w:rPr>
+      </w:pPr>
     </w:p>
     <w:p>
       <w:pPr>
@@ -5820,7 +5912,7 @@
           <w:szCs w:val="28"/>
           <w:lang w:eastAsia="pl-PL"/>
         </w:rPr>
-        <w:t>w katalogu aplikacji.</w:t>
+        <w:t>Teraz baza danych jest gotowa do korzystania z aplikacji.</w:t>
       </w:r>
     </w:p>
     <w:p>
@@ -5836,6 +5928,16 @@
           <w:lang w:eastAsia="pl-PL"/>
         </w:rPr>
       </w:pPr>
+      <w:r>
+        <w:rPr>
+          <w:rFonts w:eastAsia="Times New Roman" w:cstheme="minorHAnsi"/>
+          <w:color w:val="000000"/>
+          <w:sz w:val="28"/>
+          <w:szCs w:val="28"/>
+          <w:lang w:eastAsia="pl-PL"/>
+        </w:rPr>
+        <w:t xml:space="preserve">Należy jeszcze tylko uruchomić serwer komendą </w:t>
+      </w:r>
     </w:p>
     <w:p>
       <w:pPr>
@@ -5844,12 +5946,96 @@
         <w:jc w:val="both"/>
         <w:rPr>
           <w:rFonts w:eastAsia="Times New Roman" w:cstheme="minorHAnsi"/>
-          <w:sz w:val="28"/>
-          <w:szCs w:val="28"/>
-          <w:lang w:eastAsia="pl-PL"/>
-        </w:rPr>
-      </w:pPr>
-      <w:r>
+          <w:color w:val="000000"/>
+          <w:sz w:val="28"/>
+          <w:szCs w:val="28"/>
+          <w:lang w:eastAsia="pl-PL"/>
+        </w:rPr>
+      </w:pPr>
+      <w:proofErr w:type="spellStart"/>
+      <w:r>
+        <w:rPr>
+          <w:rFonts w:eastAsia="Times New Roman" w:cstheme="minorHAnsi"/>
+          <w:i/>
+          <w:iCs/>
+          <w:color w:val="000000"/>
+          <w:sz w:val="28"/>
+          <w:szCs w:val="28"/>
+          <w:lang w:eastAsia="pl-PL"/>
+        </w:rPr>
+        <w:t>php</w:t>
+      </w:r>
+      <w:proofErr w:type="spellEnd"/>
+      <w:r>
+        <w:rPr>
+          <w:rFonts w:eastAsia="Times New Roman" w:cstheme="minorHAnsi"/>
+          <w:i/>
+          <w:iCs/>
+          <w:color w:val="000000"/>
+          <w:sz w:val="28"/>
+          <w:szCs w:val="28"/>
+          <w:lang w:eastAsia="pl-PL"/>
+        </w:rPr>
+        <w:t xml:space="preserve"> </w:t>
+      </w:r>
+      <w:proofErr w:type="spellStart"/>
+      <w:r>
+        <w:rPr>
+          <w:rFonts w:eastAsia="Times New Roman" w:cstheme="minorHAnsi"/>
+          <w:i/>
+          <w:iCs/>
+          <w:color w:val="000000"/>
+          <w:sz w:val="28"/>
+          <w:szCs w:val="28"/>
+          <w:lang w:eastAsia="pl-PL"/>
+        </w:rPr>
+        <w:t>artisan</w:t>
+      </w:r>
+      <w:proofErr w:type="spellEnd"/>
+      <w:r>
+        <w:rPr>
+          <w:rFonts w:eastAsia="Times New Roman" w:cstheme="minorHAnsi"/>
+          <w:i/>
+          <w:iCs/>
+          <w:color w:val="000000"/>
+          <w:sz w:val="28"/>
+          <w:szCs w:val="28"/>
+          <w:lang w:eastAsia="pl-PL"/>
+        </w:rPr>
+        <w:t xml:space="preserve"> </w:t>
+      </w:r>
+      <w:proofErr w:type="spellStart"/>
+      <w:r>
+        <w:rPr>
+          <w:rFonts w:eastAsia="Times New Roman" w:cstheme="minorHAnsi"/>
+          <w:i/>
+          <w:iCs/>
+          <w:color w:val="000000"/>
+          <w:sz w:val="28"/>
+          <w:szCs w:val="28"/>
+          <w:lang w:eastAsia="pl-PL"/>
+        </w:rPr>
+        <w:t>serve</w:t>
+      </w:r>
+      <w:proofErr w:type="spellEnd"/>
+      <w:r>
+        <w:rPr>
+          <w:rFonts w:eastAsia="Times New Roman" w:cstheme="minorHAnsi"/>
+          <w:i/>
+          <w:iCs/>
+          <w:color w:val="000000"/>
+          <w:sz w:val="28"/>
+          <w:szCs w:val="28"/>
+          <w:lang w:eastAsia="pl-PL"/>
+        </w:rPr>
+        <w:t xml:space="preserve"> </w:t>
+      </w:r>
+    </w:p>
+    <w:p>
+      <w:pPr>
+        <w:shd w:val="clear" w:color="auto" w:fill="FFFFFF"/>
+        <w:spacing w:after="0" w:line="330" w:lineRule="atLeast"/>
+        <w:jc w:val="both"/>
         <w:rPr>
           <w:rFonts w:eastAsia="Times New Roman" w:cstheme="minorHAnsi"/>
           <w:color w:val="000000"/>
@@ -5857,9 +6043,55 @@
           <w:szCs w:val="28"/>
           <w:lang w:eastAsia="pl-PL"/>
         </w:rPr>
+      </w:pPr>
+      <w:r>
+        <w:rPr>
+          <w:rFonts w:eastAsia="Times New Roman" w:cstheme="minorHAnsi"/>
+          <w:color w:val="000000"/>
+          <w:sz w:val="28"/>
+          <w:szCs w:val="28"/>
+          <w:lang w:eastAsia="pl-PL"/>
+        </w:rPr>
+        <w:t>w katalogu aplikacji.</w:t>
+      </w:r>
+    </w:p>
+    <w:p>
+      <w:pPr>
+        <w:shd w:val="clear" w:color="auto" w:fill="FFFFFF"/>
+        <w:spacing w:after="0" w:line="330" w:lineRule="atLeast"/>
+        <w:jc w:val="both"/>
+        <w:rPr>
+          <w:rFonts w:eastAsia="Times New Roman" w:cstheme="minorHAnsi"/>
+          <w:color w:val="000000"/>
+          <w:sz w:val="28"/>
+          <w:szCs w:val="28"/>
+          <w:lang w:eastAsia="pl-PL"/>
+        </w:rPr>
+      </w:pPr>
+    </w:p>
+    <w:p>
+      <w:pPr>
+        <w:shd w:val="clear" w:color="auto" w:fill="FFFFFF"/>
+        <w:spacing w:after="0" w:line="330" w:lineRule="atLeast"/>
+        <w:jc w:val="both"/>
+        <w:rPr>
+          <w:rFonts w:eastAsia="Times New Roman" w:cstheme="minorHAnsi"/>
+          <w:sz w:val="28"/>
+          <w:szCs w:val="28"/>
+          <w:lang w:eastAsia="pl-PL"/>
+        </w:rPr>
+      </w:pPr>
+      <w:r>
+        <w:rPr>
+          <w:rFonts w:eastAsia="Times New Roman" w:cstheme="minorHAnsi"/>
+          <w:color w:val="000000"/>
+          <w:sz w:val="28"/>
+          <w:szCs w:val="28"/>
+          <w:lang w:eastAsia="pl-PL"/>
+        </w:rPr>
         <w:t xml:space="preserve">Aby dostać się do głównego widoku projektu należy w pasku adresu przeglądarki wpisać </w:t>
       </w:r>
-      <w:hyperlink r:id="rId30" w:history="1">
+      <w:hyperlink r:id="rId32" w:history="1">
         <w:r>
           <w:rPr>
             <w:rStyle w:val="Hipercze"/>
@@ -5870,31 +6102,7 @@
             <w:szCs w:val="28"/>
             <w:lang w:eastAsia="pl-PL"/>
           </w:rPr>
-          <w:t>http://127.0.0.1:8</w:t>
-        </w:r>
-        <w:r>
-          <w:rPr>
-            <w:rStyle w:val="Hipercze"/>
-            <w:rFonts w:eastAsia="Times New Roman" w:cstheme="minorHAnsi"/>
-            <w:i/>
-            <w:iCs/>
-            <w:sz w:val="28"/>
-            <w:szCs w:val="28"/>
-            <w:lang w:eastAsia="pl-PL"/>
-          </w:rPr>
-          <w:t>0</w:t>
-        </w:r>
-        <w:r>
-          <w:rPr>
-            <w:rStyle w:val="Hipercze"/>
-            <w:rFonts w:eastAsia="Times New Roman" w:cstheme="minorHAnsi"/>
-            <w:i/>
-            <w:iCs/>
-            <w:sz w:val="28"/>
-            <w:szCs w:val="28"/>
-            <w:lang w:eastAsia="pl-PL"/>
-          </w:rPr>
-          <w:t>00</w:t>
+          <w:t>http://127.0.0.1:8000</w:t>
         </w:r>
       </w:hyperlink>
       <w:r>
@@ -5964,6 +6172,7 @@
           <w:szCs w:val="24"/>
           <w:lang w:eastAsia="pl-PL"/>
         </w:rPr>
+        <w:lastRenderedPageBreak/>
         <w:br w:type="page"/>
       </w:r>
     </w:p>
@@ -6094,6 +6303,7 @@
       <w:r>
         <w:rPr>
           <w:rFonts w:eastAsia="Times New Roman" w:cstheme="minorHAnsi"/>
+          <w:noProof/>
           <w:color w:val="000000"/>
           <w:sz w:val="28"/>
           <w:szCs w:val="28"/>
@@ -6115,7 +6325,7 @@
                     <pic:cNvPicPr/>
                   </pic:nvPicPr>
                   <pic:blipFill>
-                    <a:blip r:embed="rId31"/>
+                    <a:blip r:embed="rId33"/>
                     <a:stretch>
                       <a:fillRect/>
                     </a:stretch>
@@ -6330,6 +6540,7 @@
       <w:r>
         <w:rPr>
           <w:rFonts w:eastAsia="Times New Roman" w:cstheme="minorHAnsi"/>
+          <w:noProof/>
           <w:color w:val="000000"/>
           <w:sz w:val="28"/>
           <w:szCs w:val="28"/>
@@ -6351,7 +6562,7 @@
                     <pic:cNvPicPr/>
                   </pic:nvPicPr>
                   <pic:blipFill>
-                    <a:blip r:embed="rId32"/>
+                    <a:blip r:embed="rId34"/>
                     <a:stretch>
                       <a:fillRect/>
                     </a:stretch>
@@ -6601,6 +6812,7 @@
       </w:pPr>
       <w:r>
         <w:rPr>
+          <w:noProof/>
           <w:sz w:val="28"/>
           <w:szCs w:val="28"/>
           <w:lang w:eastAsia="pl-PL"/>
@@ -6621,7 +6833,7 @@
                     <pic:cNvPicPr/>
                   </pic:nvPicPr>
                   <pic:blipFill>
-                    <a:blip r:embed="rId33"/>
+                    <a:blip r:embed="rId35"/>
                     <a:stretch>
                       <a:fillRect/>
                     </a:stretch>
@@ -6951,6 +7163,7 @@
       </w:pPr>
       <w:r>
         <w:rPr>
+          <w:noProof/>
           <w:sz w:val="28"/>
           <w:szCs w:val="28"/>
           <w:lang w:eastAsia="pl-PL"/>
@@ -6971,7 +7184,7 @@
                     <pic:cNvPicPr/>
                   </pic:nvPicPr>
                   <pic:blipFill>
-                    <a:blip r:embed="rId34"/>
+                    <a:blip r:embed="rId36"/>
                     <a:stretch>
                       <a:fillRect/>
                     </a:stretch>
@@ -7050,13 +7263,6 @@
           <w:lang w:eastAsia="pl-PL"/>
         </w:rPr>
         <w:tab/>
-      </w:r>
-      <w:r>
-        <w:rPr>
-          <w:sz w:val="28"/>
-          <w:szCs w:val="28"/>
-          <w:lang w:eastAsia="pl-PL"/>
-        </w:rPr>
         <w:t xml:space="preserve">Cel: Obsługa procesu </w:t>
       </w:r>
       <w:proofErr w:type="spellStart"/>
@@ -7535,6 +7741,7 @@
           <w:rFonts w:eastAsia="Times New Roman" w:cstheme="minorHAnsi"/>
           <w:b/>
           <w:bCs/>
+          <w:noProof/>
           <w:color w:val="000000"/>
           <w:sz w:val="28"/>
           <w:szCs w:val="28"/>
@@ -7556,7 +7763,7 @@
                     <pic:cNvPicPr/>
                   </pic:nvPicPr>
                   <pic:blipFill>
-                    <a:blip r:embed="rId35"/>
+                    <a:blip r:embed="rId37"/>
                     <a:stretch>
                       <a:fillRect/>
                     </a:stretch>
@@ -7684,6 +7891,7 @@
       </w:pPr>
       <w:r>
         <w:rPr>
+          <w:noProof/>
           <w:sz w:val="28"/>
           <w:szCs w:val="28"/>
           <w:lang w:eastAsia="pl-PL"/>
@@ -7704,7 +7912,7 @@
                     <pic:cNvPicPr/>
                   </pic:nvPicPr>
                   <pic:blipFill>
-                    <a:blip r:embed="rId36"/>
+                    <a:blip r:embed="rId38"/>
                     <a:stretch>
                       <a:fillRect/>
                     </a:stretch>
@@ -7762,6 +7970,7 @@
       </w:pPr>
       <w:r>
         <w:rPr>
+          <w:noProof/>
           <w:lang w:eastAsia="pl-PL"/>
         </w:rPr>
         <w:drawing>
@@ -7780,7 +7989,7 @@
                     <pic:cNvPicPr/>
                   </pic:nvPicPr>
                   <pic:blipFill>
-                    <a:blip r:embed="rId37"/>
+                    <a:blip r:embed="rId39"/>
                     <a:stretch>
                       <a:fillRect/>
                     </a:stretch>
@@ -7873,6 +8082,7 @@
       </w:pPr>
       <w:r>
         <w:rPr>
+          <w:noProof/>
           <w:lang w:eastAsia="pl-PL"/>
         </w:rPr>
         <w:drawing>
@@ -7891,7 +8101,7 @@
                     <pic:cNvPicPr/>
                   </pic:nvPicPr>
                   <pic:blipFill>
-                    <a:blip r:embed="rId38"/>
+                    <a:blip r:embed="rId40"/>
                     <a:stretch>
                       <a:fillRect/>
                     </a:stretch>
@@ -7961,6 +8171,7 @@
       </w:r>
       <w:r>
         <w:rPr>
+          <w:noProof/>
           <w:lang w:eastAsia="pl-PL"/>
         </w:rPr>
         <w:drawing>
@@ -7979,7 +8190,7 @@
                     <pic:cNvPicPr/>
                   </pic:nvPicPr>
                   <pic:blipFill>
-                    <a:blip r:embed="rId39"/>
+                    <a:blip r:embed="rId41"/>
                     <a:stretch>
                       <a:fillRect/>
                     </a:stretch>
@@ -8038,6 +8249,7 @@
       </w:pPr>
       <w:r>
         <w:rPr>
+          <w:noProof/>
           <w:sz w:val="28"/>
           <w:szCs w:val="28"/>
           <w:lang w:eastAsia="pl-PL"/>
@@ -8058,7 +8270,7 @@
                     <pic:cNvPicPr/>
                   </pic:nvPicPr>
                   <pic:blipFill>
-                    <a:blip r:embed="rId40"/>
+                    <a:blip r:embed="rId42"/>
                     <a:stretch>
                       <a:fillRect/>
                     </a:stretch>
@@ -8169,6 +8381,7 @@
       </w:pPr>
       <w:r>
         <w:rPr>
+          <w:noProof/>
           <w:sz w:val="28"/>
           <w:szCs w:val="28"/>
         </w:rPr>
@@ -8189,7 +8402,7 @@
                     <pic:cNvPicPr/>
                   </pic:nvPicPr>
                   <pic:blipFill>
-                    <a:blip r:embed="rId41"/>
+                    <a:blip r:embed="rId43"/>
                     <a:stretch>
                       <a:fillRect/>
                     </a:stretch>
@@ -8294,6 +8507,7 @@
       </w:pPr>
       <w:r>
         <w:rPr>
+          <w:noProof/>
           <w:sz w:val="28"/>
           <w:szCs w:val="28"/>
           <w:lang w:eastAsia="pl-PL"/>
@@ -8314,7 +8528,7 @@
                     <pic:cNvPicPr/>
                   </pic:nvPicPr>
                   <pic:blipFill>
-                    <a:blip r:embed="rId42"/>
+                    <a:blip r:embed="rId44"/>
                     <a:stretch>
                       <a:fillRect/>
                     </a:stretch>
@@ -8464,6 +8678,7 @@
       <w:r>
         <w:rPr>
           <w:rFonts w:eastAsia="Times New Roman" w:cstheme="minorHAnsi"/>
+          <w:noProof/>
           <w:color w:val="000000"/>
           <w:sz w:val="28"/>
           <w:szCs w:val="28"/>
@@ -8485,7 +8700,7 @@
                     <pic:cNvPicPr/>
                   </pic:nvPicPr>
                   <pic:blipFill>
-                    <a:blip r:embed="rId43"/>
+                    <a:blip r:embed="rId45"/>
                     <a:stretch>
                       <a:fillRect/>
                     </a:stretch>
@@ -8548,6 +8763,9 @@
         <w:tab/>
       </w:r>
       <w:r>
+        <w:rPr>
+          <w:noProof/>
+        </w:rPr>
         <w:drawing>
           <wp:inline distT="0" distB="0" distL="0" distR="0" wp14:anchorId="7ACE43F4" wp14:editId="220D4961">
             <wp:extent cx="4712524" cy="2373923"/>
@@ -8564,7 +8782,7 @@
                     <pic:cNvPicPr/>
                   </pic:nvPicPr>
                   <pic:blipFill>
-                    <a:blip r:embed="rId44"/>
+                    <a:blip r:embed="rId46"/>
                     <a:stretch>
                       <a:fillRect/>
                     </a:stretch>
@@ -8725,6 +8943,7 @@
           <w:rFonts w:eastAsia="Times New Roman" w:cstheme="minorHAnsi"/>
           <w:b/>
           <w:bCs/>
+          <w:noProof/>
           <w:color w:val="000000"/>
           <w:sz w:val="28"/>
           <w:szCs w:val="28"/>
@@ -8747,7 +8966,7 @@
                     <pic:cNvPicPr/>
                   </pic:nvPicPr>
                   <pic:blipFill>
-                    <a:blip r:embed="rId45"/>
+                    <a:blip r:embed="rId47"/>
                     <a:stretch>
                       <a:fillRect/>
                     </a:stretch>
@@ -8825,6 +9044,7 @@
       </w:r>
       <w:r>
         <w:rPr>
+          <w:noProof/>
           <w:lang w:eastAsia="pl-PL"/>
         </w:rPr>
         <w:drawing>
@@ -8843,7 +9063,7 @@
                     <pic:cNvPicPr/>
                   </pic:nvPicPr>
                   <pic:blipFill>
-                    <a:blip r:embed="rId46"/>
+                    <a:blip r:embed="rId48"/>
                     <a:stretch>
                       <a:fillRect/>
                     </a:stretch>
@@ -8871,6 +9091,7 @@
       </w:pPr>
       <w:r>
         <w:rPr>
+          <w:noProof/>
           <w:lang w:eastAsia="pl-PL"/>
         </w:rPr>
         <w:lastRenderedPageBreak/>
@@ -8890,7 +9111,7 @@
                     <pic:cNvPicPr/>
                   </pic:nvPicPr>
                   <pic:blipFill>
-                    <a:blip r:embed="rId47"/>
+                    <a:blip r:embed="rId49"/>
                     <a:stretch>
                       <a:fillRect/>
                     </a:stretch>
@@ -9147,7 +9368,7 @@
       </w:pPr>
     </w:p>
     <w:sectPr>
-      <w:footerReference w:type="default" r:id="rId48"/>
+      <w:footerReference w:type="default" r:id="rId50"/>
       <w:pgSz w:w="11906" w:h="16838"/>
       <w:pgMar w:top="851" w:right="1417" w:bottom="1417" w:left="1417" w:header="708" w:footer="708" w:gutter="0"/>
       <w:cols w:space="708"/>
@@ -12782,6 +13003,7 @@
   <w:style w:type="character" w:default="1" w:styleId="Domylnaczcionkaakapitu">
     <w:name w:val="Default Paragraph Font"/>
     <w:uiPriority w:val="1"/>
+    <w:semiHidden/>
     <w:unhideWhenUsed/>
   </w:style>
   <w:style w:type="table" w:default="1" w:styleId="Standardowy">
@@ -13342,10 +13564,6 @@
 </file>
 
 <file path=customXml/item1.xml><?xml version="1.0" encoding="utf-8"?>
-<b:Sources xmlns:b="http://schemas.openxmlformats.org/officeDocument/2006/bibliography" xmlns="http://schemas.openxmlformats.org/officeDocument/2006/bibliography" SelectedStyle="\APASixthEditionOfficeOnline.xsl" StyleName="APA" Version="6"/>
-</file>
-
-<file path=customXml/item2.xml><?xml version="1.0" encoding="utf-8"?>
 <ct:contentTypeSchema xmlns:ct="http://schemas.microsoft.com/office/2006/metadata/contentType" xmlns:ma="http://schemas.microsoft.com/office/2006/metadata/properties/metaAttributes" ct:_="" ma:_="" ma:contentTypeName="Dokument" ma:contentTypeID="0x0101003137FDA71F37244D8CBBC326F220CC6F" ma:contentTypeVersion="6" ma:contentTypeDescription="Utwórz nowy dokument." ma:contentTypeScope="" ma:versionID="e22b57002c21226921d3cdca00f1f5fe">
   <xsd:schema xmlns:xsd="http://www.w3.org/2001/XMLSchema" xmlns:xs="http://www.w3.org/2001/XMLSchema" xmlns:p="http://schemas.microsoft.com/office/2006/metadata/properties" xmlns:ns2="184356ac-98a5-4e64-8d0e-b21844bfbe7d" xmlns:ns3="b79243cc-86ab-49d2-ba7f-d3653c491634" targetNamespace="http://schemas.microsoft.com/office/2006/metadata/properties" ma:root="true" ma:fieldsID="e32780b88598e21d5083a10f74dff341" ns2:_="" ns3:_="">
     <xsd:import namespace="184356ac-98a5-4e64-8d0e-b21844bfbe7d"/>
@@ -13522,6 +13740,12 @@
 </ct:contentTypeSchema>
 </file>
 
+<file path=customXml/item2.xml><?xml version="1.0" encoding="utf-8"?>
+<p:properties xmlns:p="http://schemas.microsoft.com/office/2006/metadata/properties" xmlns:xsi="http://www.w3.org/2001/XMLSchema-instance" xmlns:pc="http://schemas.microsoft.com/office/infopath/2007/PartnerControls">
+  <documentManagement/>
+</p:properties>
+</file>
+
 <file path=customXml/item3.xml><?xml version="1.0" encoding="utf-8"?>
 <?mso-contentType ?>
 <FormTemplates xmlns="http://schemas.microsoft.com/sharepoint/v3/contenttype/forms">
@@ -13532,20 +13756,10 @@
 </file>
 
 <file path=customXml/item4.xml><?xml version="1.0" encoding="utf-8"?>
-<p:properties xmlns:p="http://schemas.microsoft.com/office/2006/metadata/properties" xmlns:xsi="http://www.w3.org/2001/XMLSchema-instance" xmlns:pc="http://schemas.microsoft.com/office/infopath/2007/PartnerControls">
-  <documentManagement/>
-</p:properties>
+<b:Sources xmlns:b="http://schemas.openxmlformats.org/officeDocument/2006/bibliography" xmlns="http://schemas.openxmlformats.org/officeDocument/2006/bibliography" SelectedStyle="\APASixthEditionOfficeOnline.xsl" StyleName="APA" Version="6"/>
 </file>
 
 <file path=customXml/itemProps1.xml><?xml version="1.0" encoding="utf-8"?>
-<ds:datastoreItem xmlns:ds="http://schemas.openxmlformats.org/officeDocument/2006/customXml" ds:itemID="{F9643346-B983-4B9A-8105-1B4EE5B7CE51}">
-  <ds:schemaRefs>
-    <ds:schemaRef ds:uri="http://schemas.openxmlformats.org/officeDocument/2006/bibliography"/>
-  </ds:schemaRefs>
-</ds:datastoreItem>
-</file>
-
-<file path=customXml/itemProps2.xml><?xml version="1.0" encoding="utf-8"?>
 <ds:datastoreItem xmlns:ds="http://schemas.openxmlformats.org/officeDocument/2006/customXml" ds:itemID="{25F214EB-12E4-49C5-A628-9DD69D446876}">
   <ds:schemaRefs>
     <ds:schemaRef ds:uri="http://schemas.microsoft.com/office/2006/metadata/contentType"/>
@@ -13564,6 +13778,15 @@
 </ds:datastoreItem>
 </file>
 
+<file path=customXml/itemProps2.xml><?xml version="1.0" encoding="utf-8"?>
+<ds:datastoreItem xmlns:ds="http://schemas.openxmlformats.org/officeDocument/2006/customXml" ds:itemID="{987E8316-FFA5-49C6-BACF-D9405E660757}">
+  <ds:schemaRefs>
+    <ds:schemaRef ds:uri="http://schemas.microsoft.com/office/2006/metadata/properties"/>
+    <ds:schemaRef ds:uri="http://schemas.microsoft.com/office/infopath/2007/PartnerControls"/>
+  </ds:schemaRefs>
+</ds:datastoreItem>
+</file>
+
 <file path=customXml/itemProps3.xml><?xml version="1.0" encoding="utf-8"?>
 <ds:datastoreItem xmlns:ds="http://schemas.openxmlformats.org/officeDocument/2006/customXml" ds:itemID="{6537559F-C19C-4769-ACBD-D1E080D8F477}">
   <ds:schemaRefs>
@@ -13573,10 +13796,9 @@
 </file>
 
 <file path=customXml/itemProps4.xml><?xml version="1.0" encoding="utf-8"?>
-<ds:datastoreItem xmlns:ds="http://schemas.openxmlformats.org/officeDocument/2006/customXml" ds:itemID="{987E8316-FFA5-49C6-BACF-D9405E660757}">
+<ds:datastoreItem xmlns:ds="http://schemas.openxmlformats.org/officeDocument/2006/customXml" ds:itemID="{F9643346-B983-4B9A-8105-1B4EE5B7CE51}">
   <ds:schemaRefs>
-    <ds:schemaRef ds:uri="http://schemas.microsoft.com/office/2006/metadata/properties"/>
-    <ds:schemaRef ds:uri="http://schemas.microsoft.com/office/infopath/2007/PartnerControls"/>
+    <ds:schemaRef ds:uri="http://schemas.openxmlformats.org/officeDocument/2006/bibliography"/>
   </ds:schemaRefs>
 </ds:datastoreItem>
 </file>